--- a/CV_冯俊兰_中文版_v2.docx
+++ b/CV_冯俊兰_中文版_v2.docx
@@ -1,6 +1,6 @@
 
 <file path=word/document.xml><?xml version="1.0" encoding="utf-8"?>
-<w:document xmlns:wpc="http://schemas.microsoft.com/office/word/2010/wordprocessingCanvas" xmlns:mc="http://schemas.openxmlformats.org/markup-compatibility/2006" xmlns:o="urn:schemas-microsoft-com:office:office" xmlns:r="http://schemas.openxmlformats.org/officeDocument/2006/relationships" xmlns:m="http://schemas.openxmlformats.org/officeDocument/2006/math" xmlns:v="urn:schemas-microsoft-com:vml" xmlns:wp14="http://schemas.microsoft.com/office/word/2010/wordprocessingDrawing" xmlns:wp="http://schemas.openxmlformats.org/drawingml/2006/wordprocessingDrawing" xmlns:w="http://schemas.openxmlformats.org/wordprocessingml/2006/main" xmlns:w14="http://schemas.microsoft.com/office/word/2010/wordml" xmlns:w10="urn:schemas-microsoft-com:office:word" xmlns:w15="http://schemas.microsoft.com/office/word/2012/wordml" xmlns:wpg="http://schemas.microsoft.com/office/word/2010/wordprocessingGroup" xmlns:wpi="http://schemas.microsoft.com/office/word/2010/wordprocessingInk" xmlns:wne="http://schemas.microsoft.com/office/word/2006/wordml" xmlns:wps="http://schemas.microsoft.com/office/word/2010/wordprocessingShape" xmlns:wpsCustomData="http://www.wps.cn/officeDocument/2013/wpsCustomData" mc:Ignorable="w14 w15 wp14">
+<w:document xmlns:wpc="http://schemas.microsoft.com/office/word/2010/wordprocessingCanvas" xmlns:cx="http://schemas.microsoft.com/office/drawing/2014/chartex" xmlns:cx1="http://schemas.microsoft.com/office/drawing/2015/9/8/chartex" xmlns:cx2="http://schemas.microsoft.com/office/drawing/2015/10/21/chartex" xmlns:cx3="http://schemas.microsoft.com/office/drawing/2016/5/9/chartex" xmlns:cx4="http://schemas.microsoft.com/office/drawing/2016/5/10/chartex" xmlns:cx5="http://schemas.microsoft.com/office/drawing/2016/5/11/chartex" xmlns:cx6="http://schemas.microsoft.com/office/drawing/2016/5/12/chartex" xmlns:cx7="http://schemas.microsoft.com/office/drawing/2016/5/13/chartex" xmlns:cx8="http://schemas.microsoft.com/office/drawing/2016/5/14/chartex" xmlns:mc="http://schemas.openxmlformats.org/markup-compatibility/2006" xmlns:o="urn:schemas-microsoft-com:office:office" xmlns:r="http://schemas.openxmlformats.org/officeDocument/2006/relationships" xmlns:m="http://schemas.openxmlformats.org/officeDocument/2006/math" xmlns:v="urn:schemas-microsoft-com:vml" xmlns:wp14="http://schemas.microsoft.com/office/word/2010/wordprocessingDrawing" xmlns:wp="http://schemas.openxmlformats.org/drawingml/2006/wordprocessingDrawing" xmlns:w="http://schemas.openxmlformats.org/wordprocessingml/2006/main" xmlns:w14="http://schemas.microsoft.com/office/word/2010/wordml" xmlns:w10="urn:schemas-microsoft-com:office:word" xmlns:w15="http://schemas.microsoft.com/office/word/2012/wordml" xmlns:wpg="http://schemas.microsoft.com/office/word/2010/wordprocessingGroup" xmlns:wpi="http://schemas.microsoft.com/office/word/2010/wordprocessingInk" xmlns:wne="http://schemas.microsoft.com/office/word/2006/wordml" xmlns:wps="http://schemas.microsoft.com/office/word/2010/wordprocessingShape" xmlns:wpsCustomData="http://www.wps.cn/officeDocument/2013/wpsCustomData" mc:Ignorable="w14 w15 wp14">
   <w:body>
     <w:tbl>
       <w:tblPr>
@@ -17,7 +17,9 @@
         </w:tblBorders>
         <w:tblLayout w:type="fixed"/>
         <w:tblCellMar>
+          <w:top w:w="0" w:type="dxa"/>
           <w:left w:w="108" w:type="dxa"/>
+          <w:bottom w:w="0" w:type="dxa"/>
           <w:right w:w="108" w:type="dxa"/>
         </w:tblCellMar>
       </w:tblPr>
@@ -36,12 +38,14 @@
             <w:insideV w:val="none" w:color="auto" w:sz="0" w:space="0"/>
           </w:tblBorders>
           <w:tblCellMar>
+            <w:top w:w="0" w:type="dxa"/>
             <w:left w:w="108" w:type="dxa"/>
+            <w:bottom w:w="0" w:type="dxa"/>
             <w:right w:w="108" w:type="dxa"/>
           </w:tblCellMar>
         </w:tblPrEx>
         <w:trPr>
-          <w:trHeight w:val="1195" w:hRule="atLeast"/>
+          <w:trHeight w:val="1486" w:hRule="atLeast"/>
         </w:trPr>
         <w:tc>
           <w:tcPr>
@@ -118,17 +122,16 @@
             </w:pPr>
             <w:r>
               <w:rPr>
-                <w:rFonts w:hint="eastAsia" w:ascii="Times New Roman" w:hAnsi="Times New Roman" w:eastAsiaTheme="minorEastAsia"/>
-                <w:kern w:val="2"/>
-                <w:sz w:val="15"/>
-                <w:szCs w:val="15"/>
-                <w:lang w:eastAsia="zh-CN"/>
+                <w:rFonts w:ascii="宋体" w:hAnsi="宋体" w:eastAsia="宋体"/>
+                <w:b/>
+                <w:sz w:val="44"/>
+                <w:vertAlign w:val="baseline"/>
               </w:rPr>
               <w:drawing>
                 <wp:inline distT="0" distB="0" distL="114300" distR="114300">
-                  <wp:extent cx="903605" cy="903605"/>
-                  <wp:effectExtent l="0" t="0" r="10795" b="10795"/>
-                  <wp:docPr id="2" name="图片 2" descr="junlanfeng的二维码"/>
+                  <wp:extent cx="893445" cy="893445"/>
+                  <wp:effectExtent l="0" t="0" r="1905" b="1905"/>
+                  <wp:docPr id="1" name="图片 1" descr="c1a141d80ee7b9dc4ef12f79e2c24958"/>
                   <wp:cNvGraphicFramePr>
                     <a:graphicFrameLocks xmlns:a="http://schemas.openxmlformats.org/drawingml/2006/main" noChangeAspect="1"/>
                   </wp:cNvGraphicFramePr>
@@ -136,7 +139,7 @@
                     <a:graphicData uri="http://schemas.openxmlformats.org/drawingml/2006/picture">
                       <pic:pic xmlns:pic="http://schemas.openxmlformats.org/drawingml/2006/picture">
                         <pic:nvPicPr>
-                          <pic:cNvPr id="2" name="图片 2" descr="junlanfeng的二维码"/>
+                          <pic:cNvPr id="1" name="图片 1" descr="c1a141d80ee7b9dc4ef12f79e2c24958"/>
                           <pic:cNvPicPr>
                             <a:picLocks noChangeAspect="1"/>
                           </pic:cNvPicPr>
@@ -148,9 +151,9 @@
                           </a:stretch>
                         </pic:blipFill>
                         <pic:spPr>
-                          <a:xfrm flipV="1">
+                          <a:xfrm>
                             <a:off x="0" y="0"/>
-                            <a:ext cx="903605" cy="903605"/>
+                            <a:ext cx="893445" cy="893445"/>
                           </a:xfrm>
                           <a:prstGeom prst="rect">
                             <a:avLst/>
@@ -198,6 +201,8 @@
         </w:rPr>
         <w:t>人工智能科学家和技术领导者，在对话式人工智能、网络智能、人工智能平台及安全基础模型等领域深耕近30年。现任中国移动集团首席科学家，曾任全球最大开源网络社区LF Networking董事会主席。带领团队开展九天人工智能平台及基础模型技术研发，相关成果已支撑4000余个生产应用场景，覆盖9个行业的30余家政企客户，服务用户超过10亿。</w:t>
       </w:r>
+      <w:bookmarkStart w:id="0" w:name="_GoBack"/>
+      <w:bookmarkEnd w:id="0"/>
     </w:p>
     <w:p>
       <w:pPr>
@@ -486,8 +491,6 @@
         </w:rPr>
         <w:t>1部</w:t>
       </w:r>
-      <w:bookmarkStart w:id="0" w:name="_GoBack"/>
-      <w:bookmarkEnd w:id="0"/>
     </w:p>
     <w:p>
       <w:pPr>
@@ -704,7 +707,9 @@
         </w:tblBorders>
         <w:tblLayout w:type="autofit"/>
         <w:tblCellMar>
+          <w:top w:w="0" w:type="dxa"/>
           <w:left w:w="108" w:type="dxa"/>
+          <w:bottom w:w="0" w:type="dxa"/>
           <w:right w:w="108" w:type="dxa"/>
         </w:tblCellMar>
       </w:tblPr>
@@ -723,7 +728,9 @@
             <w:insideV w:val="none" w:color="auto" w:sz="0" w:space="0"/>
           </w:tblBorders>
           <w:tblCellMar>
+            <w:top w:w="0" w:type="dxa"/>
             <w:left w:w="108" w:type="dxa"/>
+            <w:bottom w:w="0" w:type="dxa"/>
             <w:right w:w="108" w:type="dxa"/>
           </w:tblCellMar>
         </w:tblPrEx>
@@ -819,7 +826,9 @@
             <w:insideV w:val="none" w:color="auto" w:sz="0" w:space="0"/>
           </w:tblBorders>
           <w:tblCellMar>
+            <w:top w:w="0" w:type="dxa"/>
             <w:left w:w="108" w:type="dxa"/>
+            <w:bottom w:w="0" w:type="dxa"/>
             <w:right w:w="108" w:type="dxa"/>
           </w:tblCellMar>
         </w:tblPrEx>
@@ -916,7 +925,9 @@
             <w:insideV w:val="none" w:color="auto" w:sz="0" w:space="0"/>
           </w:tblBorders>
           <w:tblCellMar>
+            <w:top w:w="0" w:type="dxa"/>
             <w:left w:w="108" w:type="dxa"/>
+            <w:bottom w:w="0" w:type="dxa"/>
             <w:right w:w="108" w:type="dxa"/>
           </w:tblCellMar>
         </w:tblPrEx>
@@ -1023,7 +1034,9 @@
             <w:insideV w:val="none" w:color="auto" w:sz="0" w:space="0"/>
           </w:tblBorders>
           <w:tblCellMar>
+            <w:top w:w="0" w:type="dxa"/>
             <w:left w:w="108" w:type="dxa"/>
+            <w:bottom w:w="0" w:type="dxa"/>
             <w:right w:w="108" w:type="dxa"/>
           </w:tblCellMar>
         </w:tblPrEx>
@@ -1129,7 +1142,9 @@
             <w:insideV w:val="none" w:color="auto" w:sz="0" w:space="0"/>
           </w:tblBorders>
           <w:tblCellMar>
+            <w:top w:w="0" w:type="dxa"/>
             <w:left w:w="108" w:type="dxa"/>
+            <w:bottom w:w="0" w:type="dxa"/>
             <w:right w:w="108" w:type="dxa"/>
           </w:tblCellMar>
         </w:tblPrEx>
@@ -1260,7 +1275,9 @@
         </w:tblBorders>
         <w:tblLayout w:type="autofit"/>
         <w:tblCellMar>
+          <w:top w:w="0" w:type="dxa"/>
           <w:left w:w="108" w:type="dxa"/>
+          <w:bottom w:w="0" w:type="dxa"/>
           <w:right w:w="108" w:type="dxa"/>
         </w:tblCellMar>
       </w:tblPr>
@@ -1278,6 +1295,12 @@
             <w:insideH w:val="none" w:color="auto" w:sz="0" w:space="0"/>
             <w:insideV w:val="none" w:color="auto" w:sz="0" w:space="0"/>
           </w:tblBorders>
+          <w:tblCellMar>
+            <w:top w:w="0" w:type="dxa"/>
+            <w:left w:w="108" w:type="dxa"/>
+            <w:bottom w:w="0" w:type="dxa"/>
+            <w:right w:w="108" w:type="dxa"/>
+          </w:tblCellMar>
         </w:tblPrEx>
         <w:tc>
           <w:tcPr>
@@ -1375,15 +1398,7 @@
                 <w:b w:val="0"/>
                 <w:sz w:val="22"/>
               </w:rPr>
-              <w:t>论文：自</w:t>
-            </w:r>
-            <w:r>
-              <w:rPr>
-                <w:rFonts w:ascii="宋体" w:hAnsi="宋体" w:eastAsia="宋体"/>
-                <w:b w:val="0"/>
-                <w:sz w:val="22"/>
-              </w:rPr>
-              <w:t>然语音识别中声学模型和解码算法研究</w:t>
+              <w:t>论文：自然语音识别中声学模型和解码算法研究</w:t>
             </w:r>
           </w:p>
         </w:tc>
@@ -1399,7 +1414,9 @@
             <w:insideV w:val="none" w:color="auto" w:sz="0" w:space="0"/>
           </w:tblBorders>
           <w:tblCellMar>
+            <w:top w:w="0" w:type="dxa"/>
             <w:left w:w="108" w:type="dxa"/>
+            <w:bottom w:w="0" w:type="dxa"/>
             <w:right w:w="108" w:type="dxa"/>
           </w:tblCellMar>
         </w:tblPrEx>
@@ -1518,7 +1535,9 @@
             <w:insideV w:val="none" w:color="auto" w:sz="0" w:space="0"/>
           </w:tblBorders>
           <w:tblCellMar>
+            <w:top w:w="0" w:type="dxa"/>
             <w:left w:w="108" w:type="dxa"/>
+            <w:bottom w:w="0" w:type="dxa"/>
             <w:right w:w="108" w:type="dxa"/>
           </w:tblCellMar>
         </w:tblPrEx>
@@ -1798,7 +1817,7 @@
         <w:tc>
           <w:tcPr>
             <w:tcW w:w="1266" w:type="pct"/>
-            <w:shd w:val="clear"/>
+            <w:shd w:val="clear" w:color="auto" w:fill="auto"/>
             <w:vAlign w:val="center"/>
           </w:tcPr>
           <w:p>
@@ -1826,7 +1845,7 @@
         <w:tc>
           <w:tcPr>
             <w:tcW w:w="617" w:type="pct"/>
-            <w:shd w:val="clear"/>
+            <w:shd w:val="clear" w:color="auto" w:fill="auto"/>
             <w:vAlign w:val="center"/>
           </w:tcPr>
           <w:p>
@@ -1854,7 +1873,7 @@
         <w:tc>
           <w:tcPr>
             <w:tcW w:w="1037" w:type="pct"/>
-            <w:shd w:val="clear"/>
+            <w:shd w:val="clear" w:color="auto" w:fill="auto"/>
             <w:vAlign w:val="center"/>
           </w:tcPr>
           <w:p>
@@ -1963,7 +1982,7 @@
         <w:tc>
           <w:tcPr>
             <w:tcW w:w="1266" w:type="pct"/>
-            <w:shd w:val="clear"/>
+            <w:shd w:val="clear" w:color="auto" w:fill="auto"/>
             <w:vAlign w:val="center"/>
           </w:tcPr>
           <w:p>
@@ -1991,7 +2010,7 @@
         <w:tc>
           <w:tcPr>
             <w:tcW w:w="617" w:type="pct"/>
-            <w:shd w:val="clear"/>
+            <w:shd w:val="clear" w:color="auto" w:fill="auto"/>
             <w:vAlign w:val="center"/>
           </w:tcPr>
           <w:p>
@@ -2019,7 +2038,7 @@
         <w:tc>
           <w:tcPr>
             <w:tcW w:w="1037" w:type="pct"/>
-            <w:shd w:val="clear"/>
+            <w:shd w:val="clear" w:color="auto" w:fill="auto"/>
             <w:vAlign w:val="center"/>
           </w:tcPr>
           <w:p>
@@ -2140,7 +2159,7 @@
         <w:tc>
           <w:tcPr>
             <w:tcW w:w="1266" w:type="pct"/>
-            <w:shd w:val="clear"/>
+            <w:shd w:val="clear" w:color="auto" w:fill="auto"/>
             <w:vAlign w:val="center"/>
           </w:tcPr>
           <w:p>
@@ -2169,7 +2188,7 @@
         <w:tc>
           <w:tcPr>
             <w:tcW w:w="617" w:type="pct"/>
-            <w:shd w:val="clear"/>
+            <w:shd w:val="clear" w:color="auto" w:fill="auto"/>
             <w:vAlign w:val="center"/>
           </w:tcPr>
           <w:p>
@@ -2198,7 +2217,7 @@
         <w:tc>
           <w:tcPr>
             <w:tcW w:w="1037" w:type="pct"/>
-            <w:shd w:val="clear"/>
+            <w:shd w:val="clear" w:color="auto" w:fill="auto"/>
             <w:vAlign w:val="center"/>
           </w:tcPr>
           <w:p>
@@ -2307,7 +2326,7 @@
         <w:tc>
           <w:tcPr>
             <w:tcW w:w="1266" w:type="pct"/>
-            <w:shd w:val="clear"/>
+            <w:shd w:val="clear" w:color="auto" w:fill="auto"/>
             <w:vAlign w:val="center"/>
           </w:tcPr>
           <w:p>
@@ -2336,7 +2355,7 @@
         <w:tc>
           <w:tcPr>
             <w:tcW w:w="617" w:type="pct"/>
-            <w:shd w:val="clear"/>
+            <w:shd w:val="clear" w:color="auto" w:fill="auto"/>
             <w:vAlign w:val="center"/>
           </w:tcPr>
           <w:p>
@@ -2365,7 +2384,7 @@
         <w:tc>
           <w:tcPr>
             <w:tcW w:w="1037" w:type="pct"/>
-            <w:shd w:val="clear"/>
+            <w:shd w:val="clear" w:color="auto" w:fill="auto"/>
             <w:vAlign w:val="center"/>
           </w:tcPr>
           <w:p>
@@ -2497,7 +2516,7 @@
         <w:tc>
           <w:tcPr>
             <w:tcW w:w="1266" w:type="pct"/>
-            <w:shd w:val="clear"/>
+            <w:shd w:val="clear" w:color="auto" w:fill="auto"/>
             <w:vAlign w:val="center"/>
           </w:tcPr>
           <w:p>
@@ -2526,7 +2545,7 @@
         <w:tc>
           <w:tcPr>
             <w:tcW w:w="617" w:type="pct"/>
-            <w:shd w:val="clear"/>
+            <w:shd w:val="clear" w:color="auto" w:fill="auto"/>
             <w:vAlign w:val="center"/>
           </w:tcPr>
           <w:p>
@@ -2555,7 +2574,7 @@
         <w:tc>
           <w:tcPr>
             <w:tcW w:w="1037" w:type="pct"/>
-            <w:shd w:val="clear"/>
+            <w:shd w:val="clear" w:color="auto" w:fill="auto"/>
             <w:vAlign w:val="center"/>
           </w:tcPr>
           <w:p>
@@ -2683,7 +2702,7 @@
         <w:tc>
           <w:tcPr>
             <w:tcW w:w="1266" w:type="pct"/>
-            <w:shd w:val="clear"/>
+            <w:shd w:val="clear" w:color="auto" w:fill="auto"/>
             <w:vAlign w:val="center"/>
           </w:tcPr>
           <w:p>
@@ -2712,7 +2731,7 @@
         <w:tc>
           <w:tcPr>
             <w:tcW w:w="617" w:type="pct"/>
-            <w:shd w:val="clear"/>
+            <w:shd w:val="clear" w:color="auto" w:fill="auto"/>
             <w:vAlign w:val="center"/>
           </w:tcPr>
           <w:p>
@@ -2741,7 +2760,7 @@
         <w:tc>
           <w:tcPr>
             <w:tcW w:w="1037" w:type="pct"/>
-            <w:shd w:val="clear"/>
+            <w:shd w:val="clear" w:color="auto" w:fill="auto"/>
             <w:vAlign w:val="center"/>
           </w:tcPr>
           <w:p>
@@ -2895,7 +2914,7 @@
         <w:tc>
           <w:tcPr>
             <w:tcW w:w="1266" w:type="pct"/>
-            <w:shd w:val="clear"/>
+            <w:shd w:val="clear" w:color="auto" w:fill="auto"/>
             <w:vAlign w:val="center"/>
           </w:tcPr>
           <w:p>
@@ -2924,7 +2943,7 @@
         <w:tc>
           <w:tcPr>
             <w:tcW w:w="617" w:type="pct"/>
-            <w:shd w:val="clear"/>
+            <w:shd w:val="clear" w:color="auto" w:fill="auto"/>
             <w:vAlign w:val="center"/>
           </w:tcPr>
           <w:p>
@@ -2953,7 +2972,7 @@
         <w:tc>
           <w:tcPr>
             <w:tcW w:w="1037" w:type="pct"/>
-            <w:shd w:val="clear"/>
+            <w:shd w:val="clear" w:color="auto" w:fill="auto"/>
             <w:vAlign w:val="center"/>
           </w:tcPr>
           <w:p>
@@ -3107,7 +3126,7 @@
         <w:tc>
           <w:tcPr>
             <w:tcW w:w="1266" w:type="pct"/>
-            <w:shd w:val="clear"/>
+            <w:shd w:val="clear" w:color="auto" w:fill="auto"/>
             <w:vAlign w:val="center"/>
           </w:tcPr>
           <w:p>
@@ -3136,7 +3155,7 @@
         <w:tc>
           <w:tcPr>
             <w:tcW w:w="617" w:type="pct"/>
-            <w:shd w:val="clear"/>
+            <w:shd w:val="clear" w:color="auto" w:fill="auto"/>
             <w:vAlign w:val="center"/>
           </w:tcPr>
           <w:p>
@@ -3165,7 +3184,7 @@
         <w:tc>
           <w:tcPr>
             <w:tcW w:w="1037" w:type="pct"/>
-            <w:shd w:val="clear"/>
+            <w:shd w:val="clear" w:color="auto" w:fill="auto"/>
             <w:vAlign w:val="center"/>
           </w:tcPr>
           <w:p>
@@ -3272,7 +3291,7 @@
         <w:tc>
           <w:tcPr>
             <w:tcW w:w="1266" w:type="pct"/>
-            <w:shd w:val="clear"/>
+            <w:shd w:val="clear" w:color="auto" w:fill="auto"/>
             <w:vAlign w:val="center"/>
           </w:tcPr>
           <w:p>
@@ -3301,7 +3320,7 @@
         <w:tc>
           <w:tcPr>
             <w:tcW w:w="617" w:type="pct"/>
-            <w:shd w:val="clear"/>
+            <w:shd w:val="clear" w:color="auto" w:fill="auto"/>
             <w:vAlign w:val="center"/>
           </w:tcPr>
           <w:p>
@@ -3330,7 +3349,7 @@
         <w:tc>
           <w:tcPr>
             <w:tcW w:w="1037" w:type="pct"/>
-            <w:shd w:val="clear"/>
+            <w:shd w:val="clear" w:color="auto" w:fill="auto"/>
             <w:vAlign w:val="center"/>
           </w:tcPr>
           <w:p>
@@ -3448,7 +3467,7 @@
         <w:tc>
           <w:tcPr>
             <w:tcW w:w="1266" w:type="pct"/>
-            <w:shd w:val="clear"/>
+            <w:shd w:val="clear" w:color="auto" w:fill="auto"/>
             <w:vAlign w:val="center"/>
           </w:tcPr>
           <w:p>
@@ -3477,7 +3496,7 @@
         <w:tc>
           <w:tcPr>
             <w:tcW w:w="617" w:type="pct"/>
-            <w:shd w:val="clear"/>
+            <w:shd w:val="clear" w:color="auto" w:fill="auto"/>
             <w:vAlign w:val="center"/>
           </w:tcPr>
           <w:p>
@@ -3506,7 +3525,7 @@
         <w:tc>
           <w:tcPr>
             <w:tcW w:w="1037" w:type="pct"/>
-            <w:shd w:val="clear"/>
+            <w:shd w:val="clear" w:color="auto" w:fill="auto"/>
             <w:vAlign w:val="center"/>
           </w:tcPr>
           <w:p>
@@ -3662,7 +3681,7 @@
         <w:tc>
           <w:tcPr>
             <w:tcW w:w="1251" w:type="pct"/>
-            <w:shd w:val="clear"/>
+            <w:shd w:val="clear" w:color="auto" w:fill="auto"/>
             <w:vAlign w:val="center"/>
           </w:tcPr>
           <w:p>
@@ -3691,7 +3710,7 @@
         <w:tc>
           <w:tcPr>
             <w:tcW w:w="1951" w:type="pct"/>
-            <w:shd w:val="clear"/>
+            <w:shd w:val="clear" w:color="auto" w:fill="auto"/>
             <w:vAlign w:val="center"/>
           </w:tcPr>
           <w:p>
@@ -3770,7 +3789,7 @@
         <w:tc>
           <w:tcPr>
             <w:tcW w:w="0" w:type="auto"/>
-            <w:shd w:val="clear"/>
+            <w:shd w:val="clear" w:color="auto" w:fill="auto"/>
             <w:vAlign w:val="center"/>
           </w:tcPr>
           <w:p>
@@ -3818,7 +3837,7 @@
         <w:tc>
           <w:tcPr>
             <w:tcW w:w="0" w:type="auto"/>
-            <w:shd w:val="clear"/>
+            <w:shd w:val="clear" w:color="auto" w:fill="auto"/>
             <w:vAlign w:val="center"/>
           </w:tcPr>
           <w:p>
@@ -3897,7 +3916,7 @@
         <w:tc>
           <w:tcPr>
             <w:tcW w:w="1251" w:type="pct"/>
-            <w:shd w:val="clear"/>
+            <w:shd w:val="clear" w:color="auto" w:fill="auto"/>
             <w:vAlign w:val="center"/>
           </w:tcPr>
           <w:p>
@@ -3945,7 +3964,7 @@
         <w:tc>
           <w:tcPr>
             <w:tcW w:w="1951" w:type="pct"/>
-            <w:shd w:val="clear"/>
+            <w:shd w:val="clear" w:color="auto" w:fill="auto"/>
             <w:vAlign w:val="center"/>
           </w:tcPr>
           <w:p>
@@ -4024,7 +4043,7 @@
         <w:tc>
           <w:tcPr>
             <w:tcW w:w="1251" w:type="pct"/>
-            <w:shd w:val="clear"/>
+            <w:shd w:val="clear" w:color="auto" w:fill="auto"/>
             <w:vAlign w:val="center"/>
           </w:tcPr>
           <w:p>
@@ -4072,7 +4091,7 @@
         <w:tc>
           <w:tcPr>
             <w:tcW w:w="1951" w:type="pct"/>
-            <w:shd w:val="clear"/>
+            <w:shd w:val="clear" w:color="auto" w:fill="auto"/>
             <w:vAlign w:val="center"/>
           </w:tcPr>
           <w:p>
@@ -4151,7 +4170,7 @@
         <w:tc>
           <w:tcPr>
             <w:tcW w:w="1251" w:type="pct"/>
-            <w:shd w:val="clear"/>
+            <w:shd w:val="clear" w:color="auto" w:fill="auto"/>
             <w:vAlign w:val="center"/>
           </w:tcPr>
           <w:p>
@@ -4199,7 +4218,7 @@
         <w:tc>
           <w:tcPr>
             <w:tcW w:w="1951" w:type="pct"/>
-            <w:shd w:val="clear"/>
+            <w:shd w:val="clear" w:color="auto" w:fill="auto"/>
             <w:vAlign w:val="center"/>
           </w:tcPr>
           <w:p>
@@ -4278,7 +4297,7 @@
         <w:tc>
           <w:tcPr>
             <w:tcW w:w="1251" w:type="pct"/>
-            <w:shd w:val="clear"/>
+            <w:shd w:val="clear" w:color="auto" w:fill="auto"/>
             <w:vAlign w:val="center"/>
           </w:tcPr>
           <w:p>
@@ -4326,7 +4345,7 @@
         <w:tc>
           <w:tcPr>
             <w:tcW w:w="1951" w:type="pct"/>
-            <w:shd w:val="clear"/>
+            <w:shd w:val="clear" w:color="auto" w:fill="auto"/>
             <w:vAlign w:val="center"/>
           </w:tcPr>
           <w:p>
@@ -5913,6 +5932,7 @@
     <w:p>
       <w:pPr>
         <w:numPr>
+          <w:ilvl w:val="0"/>
           <w:numId w:val="0"/>
         </w:numPr>
         <w:spacing w:after="60"/>
@@ -5976,6 +5996,15 @@
           <w:lang w:val="en-US" w:eastAsia="zh-CN"/>
         </w:rPr>
         <w:tab/>
+      </w:r>
+      <w:r>
+        <w:rPr>
+          <w:rFonts w:hint="eastAsia" w:ascii="宋体" w:hAnsi="宋体"/>
+          <w:b w:val="0"/>
+          <w:sz w:val="22"/>
+          <w:szCs w:val="22"/>
+          <w:lang w:val="en-US" w:eastAsia="zh-CN"/>
+        </w:rPr>
         <w:t xml:space="preserve"> </w:t>
       </w:r>
       <w:r>
@@ -6030,16 +6059,6 @@
           <w:lang w:val="en-US" w:eastAsia="zh-CN"/>
         </w:rPr>
         <w:tab/>
-        <w:t xml:space="preserve"> </w:t>
-      </w:r>
-      <w:r>
-        <w:rPr>
-          <w:rFonts w:ascii="宋体" w:hAnsi="宋体" w:eastAsia="宋体"/>
-          <w:b w:val="0"/>
-          <w:sz w:val="22"/>
-          <w:szCs w:val="22"/>
-        </w:rPr>
-        <w:t>Journal of Communications and Information Networks, 2023；被引用次数：84；影响因</w:t>
       </w:r>
       <w:r>
         <w:rPr>
@@ -6049,7 +6068,35 @@
           <w:szCs w:val="22"/>
           <w:lang w:val="en-US" w:eastAsia="zh-CN"/>
         </w:rPr>
+        <w:t xml:space="preserve"> </w:t>
+      </w:r>
+      <w:r>
+        <w:rPr>
+          <w:rFonts w:ascii="宋体" w:hAnsi="宋体" w:eastAsia="宋体"/>
+          <w:b w:val="0"/>
+          <w:sz w:val="22"/>
+          <w:szCs w:val="22"/>
+        </w:rPr>
+        <w:t>Journal of Communications and Information Networks, 2023；被引用次数：84；影响因</w:t>
+      </w:r>
+      <w:r>
+        <w:rPr>
+          <w:rFonts w:hint="eastAsia" w:ascii="宋体" w:hAnsi="宋体"/>
+          <w:b w:val="0"/>
+          <w:sz w:val="22"/>
+          <w:szCs w:val="22"/>
+          <w:lang w:val="en-US" w:eastAsia="zh-CN"/>
+        </w:rPr>
         <w:tab/>
+      </w:r>
+      <w:r>
+        <w:rPr>
+          <w:rFonts w:hint="eastAsia" w:ascii="宋体" w:hAnsi="宋体"/>
+          <w:b w:val="0"/>
+          <w:sz w:val="22"/>
+          <w:szCs w:val="22"/>
+          <w:lang w:val="en-US" w:eastAsia="zh-CN"/>
+        </w:rPr>
         <w:t xml:space="preserve"> </w:t>
       </w:r>
       <w:r>
@@ -6282,6 +6329,15 @@
           <w:lang w:val="en-US" w:eastAsia="zh-CN"/>
         </w:rPr>
         <w:tab/>
+      </w:r>
+      <w:r>
+        <w:rPr>
+          <w:rFonts w:hint="eastAsia" w:ascii="宋体" w:hAnsi="宋体"/>
+          <w:b w:val="0"/>
+          <w:sz w:val="22"/>
+          <w:szCs w:val="22"/>
+          <w:lang w:val="en-US" w:eastAsia="zh-CN"/>
+        </w:rPr>
         <w:t xml:space="preserve"> </w:t>
       </w:r>
       <w:r>
@@ -6548,6 +6604,15 @@
           <w:lang w:val="en-US" w:eastAsia="zh-CN"/>
         </w:rPr>
         <w:tab/>
+      </w:r>
+      <w:r>
+        <w:rPr>
+          <w:rFonts w:hint="eastAsia" w:ascii="宋体" w:hAnsi="宋体"/>
+          <w:b w:val="0"/>
+          <w:sz w:val="22"/>
+          <w:szCs w:val="22"/>
+          <w:lang w:val="en-US" w:eastAsia="zh-CN"/>
+        </w:rPr>
         <w:t xml:space="preserve">  </w:t>
       </w:r>
       <w:r>
@@ -7252,6 +7317,15 @@
           <w:lang w:val="en-US" w:eastAsia="zh-CN"/>
         </w:rPr>
         <w:tab/>
+      </w:r>
+      <w:r>
+        <w:rPr>
+          <w:rFonts w:hint="eastAsia" w:ascii="宋体" w:hAnsi="宋体"/>
+          <w:b w:val="0"/>
+          <w:sz w:val="22"/>
+          <w:szCs w:val="22"/>
+          <w:lang w:val="en-US" w:eastAsia="zh-CN"/>
+        </w:rPr>
         <w:t xml:space="preserve">  YF2110069</w:t>
       </w:r>
     </w:p>
@@ -7755,7 +7829,7 @@
     <w:lsdException w:unhideWhenUsed="0" w:uiPriority="64" w:semiHidden="0" w:name="Medium Shading 2 Accent 5"/>
     <w:lsdException w:unhideWhenUsed="0" w:uiPriority="65" w:semiHidden="0" w:name="Medium List 1 Accent 5"/>
     <w:lsdException w:qFormat="1" w:unhideWhenUsed="0" w:uiPriority="66" w:semiHidden="0" w:name="Medium List 2 Accent 5"/>
-    <w:lsdException w:unhideWhenUsed="0" w:uiPriority="67" w:semiHidden="0" w:name="Medium Grid 1 Accent 5"/>
+    <w:lsdException w:qFormat="1" w:unhideWhenUsed="0" w:uiPriority="67" w:semiHidden="0" w:name="Medium Grid 1 Accent 5"/>
     <w:lsdException w:unhideWhenUsed="0" w:uiPriority="68" w:semiHidden="0" w:name="Medium Grid 2 Accent 5"/>
     <w:lsdException w:qFormat="1" w:unhideWhenUsed="0" w:uiPriority="69" w:semiHidden="0" w:name="Medium Grid 3 Accent 5"/>
     <w:lsdException w:qFormat="1" w:unhideWhenUsed="0" w:uiPriority="70" w:semiHidden="0" w:name="Dark List Accent 5"/>
@@ -7767,7 +7841,7 @@
     <w:lsdException w:unhideWhenUsed="0" w:uiPriority="62" w:semiHidden="0" w:name="Light Grid Accent 6"/>
     <w:lsdException w:qFormat="1" w:unhideWhenUsed="0" w:uiPriority="63" w:semiHidden="0" w:name="Medium Shading 1 Accent 6"/>
     <w:lsdException w:qFormat="1" w:unhideWhenUsed="0" w:uiPriority="64" w:semiHidden="0" w:name="Medium Shading 2 Accent 6"/>
-    <w:lsdException w:unhideWhenUsed="0" w:uiPriority="65" w:semiHidden="0" w:name="Medium List 1 Accent 6"/>
+    <w:lsdException w:qFormat="1" w:unhideWhenUsed="0" w:uiPriority="65" w:semiHidden="0" w:name="Medium List 1 Accent 6"/>
     <w:lsdException w:qFormat="1" w:unhideWhenUsed="0" w:uiPriority="66" w:semiHidden="0" w:name="Medium List 2 Accent 6"/>
     <w:lsdException w:qFormat="1" w:unhideWhenUsed="0" w:uiPriority="67" w:semiHidden="0" w:name="Medium Grid 1 Accent 6"/>
     <w:lsdException w:qFormat="1" w:unhideWhenUsed="0" w:uiPriority="68" w:semiHidden="0" w:name="Medium Grid 2 Accent 6"/>
@@ -13105,6 +13179,7 @@
   <w:style w:type="table" w:styleId="76">
     <w:name w:val="Medium List 1 Accent 6"/>
     <w:basedOn w:val="33"/>
+    <w:qFormat/>
     <w:uiPriority w:val="65"/>
     <w:pPr>
       <w:spacing w:after="0" w:line="240" w:lineRule="auto"/>
@@ -14454,6 +14529,7 @@
   <w:style w:type="table" w:styleId="89">
     <w:name w:val="Medium Grid 1 Accent 5"/>
     <w:basedOn w:val="33"/>
+    <w:qFormat/>
     <w:uiPriority w:val="67"/>
     <w:pPr>
       <w:spacing w:after="0" w:line="240" w:lineRule="auto"/>
